--- a/EasyCC/IRCA3 EasyCC.docx
+++ b/EasyCC/IRCA3 EasyCC.docx
@@ -1,6 +1,6 @@
 
 <file path=word/document.xml><?xml version="1.0" encoding="utf-8"?>
-<w:document xmlns:wpc="http://schemas.microsoft.com/office/word/2010/wordprocessingCanvas" xmlns:cx="http://schemas.microsoft.com/office/drawing/2014/chartex" xmlns:cx1="http://schemas.microsoft.com/office/drawing/2015/9/8/chartex" xmlns:cx2="http://schemas.microsoft.com/office/drawing/2015/10/21/chartex" xmlns:cx3="http://schemas.microsoft.com/office/drawing/2016/5/9/chartex" xmlns:cx4="http://schemas.microsoft.com/office/drawing/2016/5/10/chartex" xmlns:cx5="http://schemas.microsoft.com/office/drawing/2016/5/11/chartex" xmlns:cx6="http://schemas.microsoft.com/office/drawing/2016/5/12/chartex" xmlns:cx7="http://schemas.microsoft.com/office/drawing/2016/5/13/chartex" xmlns:cx8="http://schemas.microsoft.com/office/drawing/2016/5/14/chartex" xmlns:mc="http://schemas.openxmlformats.org/markup-compatibility/2006" xmlns:aink="http://schemas.microsoft.com/office/drawing/2016/ink" xmlns:am3d="http://schemas.microsoft.com/office/drawing/2017/model3d" xmlns:o="urn:schemas-microsoft-com:office:office" xmlns:oel="http://schemas.microsoft.com/office/2019/extlst" xmlns:r="http://schemas.openxmlformats.org/officeDocument/2006/relationships" xmlns:m="http://schemas.openxmlformats.org/officeDocument/2006/math" xmlns:v="urn:schemas-microsoft-com:vml" xmlns:wp14="http://schemas.microsoft.com/office/word/2010/wordprocessingDrawing" xmlns:wp="http://schemas.openxmlformats.org/drawingml/2006/wordprocessingDrawing" xmlns:w10="urn:schemas-microsoft-com:office:word" xmlns:w="http://schemas.openxmlformats.org/wordprocessingml/2006/main" xmlns:w14="http://schemas.microsoft.com/office/word/2010/wordml" xmlns:w15="http://schemas.microsoft.com/office/word/2012/wordml" xmlns:w16cex="http://schemas.microsoft.com/office/word/2018/wordml/cex" xmlns:w16cid="http://schemas.microsoft.com/office/word/2016/wordml/cid" xmlns:w16="http://schemas.microsoft.com/office/word/2018/wordml" xmlns:w16du="http://schemas.microsoft.com/office/word/2023/wordml/word16du" xmlns:w16sdtdh="http://schemas.microsoft.com/office/word/2020/wordml/sdtdatahash" xmlns:w16se="http://schemas.microsoft.com/office/word/2015/wordml/symex" xmlns:wpg="http://schemas.microsoft.com/office/word/2010/wordprocessingGroup" xmlns:wpi="http://schemas.microsoft.com/office/word/2010/wordprocessingInk" xmlns:wne="http://schemas.microsoft.com/office/word/2006/wordml" xmlns:wps="http://schemas.microsoft.com/office/word/2010/wordprocessingShape" mc:Ignorable="w14 w15 w16se w16cid w16 w16cex w16sdtdh w16du wp14">
+<w:document xmlns:wpc="http://schemas.microsoft.com/office/word/2010/wordprocessingCanvas" xmlns:cx="http://schemas.microsoft.com/office/drawing/2014/chartex" xmlns:cx1="http://schemas.microsoft.com/office/drawing/2015/9/8/chartex" xmlns:cx2="http://schemas.microsoft.com/office/drawing/2015/10/21/chartex" xmlns:cx3="http://schemas.microsoft.com/office/drawing/2016/5/9/chartex" xmlns:cx4="http://schemas.microsoft.com/office/drawing/2016/5/10/chartex" xmlns:cx5="http://schemas.microsoft.com/office/drawing/2016/5/11/chartex" xmlns:cx6="http://schemas.microsoft.com/office/drawing/2016/5/12/chartex" xmlns:cx7="http://schemas.microsoft.com/office/drawing/2016/5/13/chartex" xmlns:cx8="http://schemas.microsoft.com/office/drawing/2016/5/14/chartex" xmlns:mc="http://schemas.openxmlformats.org/markup-compatibility/2006" xmlns:aink="http://schemas.microsoft.com/office/drawing/2016/ink" xmlns:am3d="http://schemas.microsoft.com/office/drawing/2017/model3d" xmlns:o="urn:schemas-microsoft-com:office:office" xmlns:oel="http://schemas.microsoft.com/office/2019/extlst" xmlns:r="http://schemas.openxmlformats.org/officeDocument/2006/relationships" xmlns:m="http://schemas.openxmlformats.org/officeDocument/2006/math" xmlns:v="urn:schemas-microsoft-com:vml" xmlns:wp14="http://schemas.microsoft.com/office/word/2010/wordprocessingDrawing" xmlns:wp="http://schemas.openxmlformats.org/drawingml/2006/wordprocessingDrawing" xmlns:w10="urn:schemas-microsoft-com:office:word" xmlns:w="http://schemas.openxmlformats.org/wordprocessingml/2006/main" xmlns:w14="http://schemas.microsoft.com/office/word/2010/wordml" xmlns:w15="http://schemas.microsoft.com/office/word/2012/wordml" xmlns:w16cex="http://schemas.microsoft.com/office/word/2018/wordml/cex" xmlns:w16cid="http://schemas.microsoft.com/office/word/2016/wordml/cid" xmlns:w16="http://schemas.microsoft.com/office/word/2018/wordml" xmlns:w16du="http://schemas.microsoft.com/office/word/2023/wordml/word16du" xmlns:w16sdtdh="http://schemas.microsoft.com/office/word/2020/wordml/sdtdatahash" xmlns:w16sdtfl="http://schemas.microsoft.com/office/word/2024/wordml/sdtformatlock" xmlns:w16se="http://schemas.microsoft.com/office/word/2015/wordml/symex" xmlns:wpg="http://schemas.microsoft.com/office/word/2010/wordprocessingGroup" xmlns:wpi="http://schemas.microsoft.com/office/word/2010/wordprocessingInk" xmlns:wne="http://schemas.microsoft.com/office/word/2006/wordml" xmlns:wps="http://schemas.microsoft.com/office/word/2010/wordprocessingShape" mc:Ignorable="w14 w15 w16se w16cid w16 w16cex w16sdtdh w16sdtfl w16du wp14">
   <w:body>
     <w:p>
       <w:pPr>
@@ -155,6 +155,7 @@
         </w:rPr>
         <w:fldChar w:fldCharType="separate"/>
       </w:r>
+      <w:proofErr w:type="spellStart"/>
       <w:r>
         <w:rPr>
           <w:rFonts w:cs="Arial"/>
@@ -164,6 +165,7 @@
         </w:rPr>
         <w:t>EasyCC</w:t>
       </w:r>
+      <w:proofErr w:type="spellEnd"/>
       <w:r>
         <w:rPr>
           <w:rFonts w:cs="Arial"/>
@@ -3194,11 +3196,16 @@
       <w:r>
         <w:t xml:space="preserve"> Nastavení IP adresy lze změnit v natavení aplikace „</w:t>
       </w:r>
+      <w:proofErr w:type="spellStart"/>
       <w:r>
         <w:t>NastaveniAppJCE</w:t>
       </w:r>
       <w:r>
-        <w:t>.init“.</w:t>
+        <w:t>.init</w:t>
+      </w:r>
+      <w:proofErr w:type="spellEnd"/>
+      <w:r>
+        <w:t>“.</w:t>
       </w:r>
     </w:p>
     <w:p>
@@ -3825,7 +3832,15 @@
     </w:p>
     <w:p>
       <w:r>
-        <w:t xml:space="preserve">Každý skript lze zařadit do kategorie, základní kategorie je prázdný znak. Vybráním kategorie se zobrazí seznam skriptů spadající do příslušné kategorie. Vybráním skriptu se zobrazí jeho obsah v okně vstup. Ten lze libovolně upravovat a odeslat do kamery tlačítkem „Spust“. </w:t>
+        <w:t>Každý skript lze zařadit do kategorie, základní kategorie je prázdný znak. Vybráním kategorie se zobrazí seznam skriptů spadající do příslušné kategorie. Vybráním skriptu se zobrazí jeho obsah v okně vstup. Ten lze libovolně upravovat a odeslat do kamery tlačítkem „</w:t>
+      </w:r>
+      <w:proofErr w:type="spellStart"/>
+      <w:r>
+        <w:t>Spust</w:t>
+      </w:r>
+      <w:proofErr w:type="spellEnd"/>
+      <w:r>
+        <w:t xml:space="preserve">“. </w:t>
       </w:r>
     </w:p>
     <w:p>
@@ -3838,17 +3853,32 @@
       <w:r>
         <w:t>/</w:t>
       </w:r>
-      <w:r>
-        <w:t>EasyCC/</w:t>
-      </w:r>
+      <w:proofErr w:type="spellStart"/>
+      <w:r>
+        <w:t>EasyCC</w:t>
+      </w:r>
+      <w:proofErr w:type="spellEnd"/>
+      <w:r>
+        <w:t>/</w:t>
+      </w:r>
+      <w:proofErr w:type="spellStart"/>
       <w:r>
         <w:t>BolInit</w:t>
       </w:r>
+      <w:proofErr w:type="spellEnd"/>
       <w:r>
         <w:t xml:space="preserve">“. </w:t>
       </w:r>
       <w:r>
-        <w:t>Přijatá datová pole z kamery jsou ve složce „Dokumenty/EasyCC“.</w:t>
+        <w:t>Přijatá datová pole z kamery jsou ve složce „Dokumenty/</w:t>
+      </w:r>
+      <w:proofErr w:type="spellStart"/>
+      <w:r>
+        <w:t>EasyCC</w:t>
+      </w:r>
+      <w:proofErr w:type="spellEnd"/>
+      <w:r>
+        <w:t>“.</w:t>
       </w:r>
     </w:p>
     <w:p>
@@ -3870,8 +3900,13 @@
           <w:numId w:val="44"/>
         </w:numPr>
       </w:pPr>
-      <w:r>
-        <w:t>File – umožňuje nahrání textového souboru z počítače</w:t>
+      <w:proofErr w:type="spellStart"/>
+      <w:r>
+        <w:t>File</w:t>
+      </w:r>
+      <w:proofErr w:type="spellEnd"/>
+      <w:r>
+        <w:t xml:space="preserve"> – umožňuje nahrání textového souboru z počítače</w:t>
       </w:r>
     </w:p>
     <w:p>
@@ -3882,8 +3917,13 @@
           <w:numId w:val="44"/>
         </w:numPr>
       </w:pPr>
-      <w:r>
-        <w:t>Rem – smaže aktuálně vybraný skript</w:t>
+      <w:proofErr w:type="spellStart"/>
+      <w:r>
+        <w:t>Rem</w:t>
+      </w:r>
+      <w:proofErr w:type="spellEnd"/>
+      <w:r>
+        <w:t xml:space="preserve"> – smaže aktuálně vybraný skript</w:t>
       </w:r>
     </w:p>
     <w:p>
@@ -3894,8 +3934,13 @@
           <w:numId w:val="44"/>
         </w:numPr>
       </w:pPr>
-      <w:r>
-        <w:t>Add – přidá do aktivní kategorie vytvořený skript ze sekce „vstup“</w:t>
+      <w:proofErr w:type="spellStart"/>
+      <w:r>
+        <w:t>Add</w:t>
+      </w:r>
+      <w:proofErr w:type="spellEnd"/>
+      <w:r>
+        <w:t xml:space="preserve"> – přidá do aktivní kategorie vytvořený skript ze sekce „vstup“</w:t>
       </w:r>
     </w:p>
     <w:p>
@@ -4011,7 +4056,15 @@
     </w:p>
     <w:p>
       <w:r>
-        <w:t>Seznam možných příkazů do kamery je uveden v dokumentu „CheatSheet“.</w:t>
+        <w:t>Seznam možných příkazů do kamery je uveden v dokumentu „</w:t>
+      </w:r>
+      <w:proofErr w:type="spellStart"/>
+      <w:r>
+        <w:t>CheatSheet</w:t>
+      </w:r>
+      <w:proofErr w:type="spellEnd"/>
+      <w:r>
+        <w:t>“.</w:t>
       </w:r>
     </w:p>
     <w:p>
@@ -4040,7 +4093,15 @@
         </w:numPr>
       </w:pPr>
       <w:r>
-        <w:t>Hodnotu je možné zadat s hexa prefixem „0x“</w:t>
+        <w:t>Hodnotu je možné zadat s </w:t>
+      </w:r>
+      <w:proofErr w:type="spellStart"/>
+      <w:r>
+        <w:t>hexa</w:t>
+      </w:r>
+      <w:proofErr w:type="spellEnd"/>
+      <w:r>
+        <w:t xml:space="preserve"> prefixem „0x“</w:t>
       </w:r>
     </w:p>
     <w:p>
@@ -4076,7 +4137,13 @@
         </w:numPr>
       </w:pPr>
       <w:r>
-        <w:t>Příkazy pro ukládání obrázků SAVE/SAVEB CESTA POCET TIMEOUT</w:t>
+        <w:t>Příkazy pro ukládání obrázků SAVE/SAVEB</w:t>
+      </w:r>
+      <w:r>
+        <w:t>/SAVEU</w:t>
+      </w:r>
+      <w:r>
+        <w:t xml:space="preserve"> CESTA POCET TIMEOUT</w:t>
       </w:r>
     </w:p>
     <w:p>
@@ -4088,7 +4155,15 @@
         </w:numPr>
       </w:pPr>
       <w:r>
-        <w:t>Uloží hlavičku obrázku „.h“, a data „.bmp/.bin“</w:t>
+        <w:t>Uloží hlavičku obrázku „.h“, a data „.</w:t>
+      </w:r>
+      <w:proofErr w:type="spellStart"/>
+      <w:r>
+        <w:t>bmp</w:t>
+      </w:r>
+      <w:proofErr w:type="spellEnd"/>
+      <w:r>
+        <w:t>/.bin“</w:t>
       </w:r>
     </w:p>
     <w:p>
@@ -4112,7 +4187,15 @@
         </w:numPr>
       </w:pPr>
       <w:r>
-        <w:t>„DMY 0/1“  - při „1“ aplikace pouze přímá obraz z kamery</w:t>
+        <w:t>„DMY 0/1</w:t>
+      </w:r>
+      <w:proofErr w:type="gramStart"/>
+      <w:r>
+        <w:t>“  -</w:t>
+      </w:r>
+      <w:proofErr w:type="gramEnd"/>
+      <w:r>
+        <w:t xml:space="preserve"> při „1“ aplikace pouze přímá obraz z kamery</w:t>
       </w:r>
     </w:p>
     <w:p>
@@ -4148,7 +4231,15 @@
         </w:numPr>
       </w:pPr>
       <w:r>
-        <w:t>„AVG uint“ – počet snímků, které aplikace před zobrazením průměruje</w:t>
+        <w:t xml:space="preserve">„AVG </w:t>
+      </w:r>
+      <w:proofErr w:type="spellStart"/>
+      <w:r>
+        <w:t>uint</w:t>
+      </w:r>
+      <w:proofErr w:type="spellEnd"/>
+      <w:r>
+        <w:t>“ – počet snímků, které aplikace před zobrazením průměruje</w:t>
       </w:r>
     </w:p>
     <w:p>
@@ -4220,7 +4311,15 @@
         </w:numPr>
       </w:pPr>
       <w:r>
-        <w:t>„MUX N“ – dropuje každých N snímků</w:t>
+        <w:t xml:space="preserve">„MUX N“ – </w:t>
+      </w:r>
+      <w:proofErr w:type="spellStart"/>
+      <w:r>
+        <w:t>dropuje</w:t>
+      </w:r>
+      <w:proofErr w:type="spellEnd"/>
+      <w:r>
+        <w:t xml:space="preserve"> každých N snímků</w:t>
       </w:r>
     </w:p>
     <w:p>
@@ -4232,16 +4331,7 @@
         </w:numPr>
       </w:pPr>
       <w:r>
-        <w:t>„</w:t>
-      </w:r>
-      <w:r>
-        <w:t>ACG</w:t>
-      </w:r>
-      <w:r>
-        <w:t xml:space="preserve">“ – </w:t>
-      </w:r>
-      <w:r>
-        <w:t xml:space="preserve">nastaví vhodnou hodnotu GSK </w:t>
+        <w:t xml:space="preserve">„ACG“ – nastaví vhodnou hodnotu GSK </w:t>
       </w:r>
     </w:p>
     <w:p>
@@ -4278,7 +4368,11 @@
       </w:pPr>
       <w:r>
         <w:lastRenderedPageBreak/>
-        <w:t>„TajnyKodNaV</w:t>
+        <w:t>„</w:t>
+      </w:r>
+      <w:proofErr w:type="spellStart"/>
+      <w:r>
+        <w:t>TajnyKodNaV</w:t>
       </w:r>
       <w:r>
         <w:t>ypnuti</w:t>
@@ -4289,6 +4383,7 @@
       <w:r>
         <w:t>lasky</w:t>
       </w:r>
+      <w:proofErr w:type="spellEnd"/>
       <w:r>
         <w:t xml:space="preserve"> 0/1“ – při 1 se hláška </w:t>
       </w:r>
@@ -4313,7 +4408,7 @@
 </file>
 
 <file path=word/endnotes.xml><?xml version="1.0" encoding="utf-8"?>
-<w:endnotes xmlns:wpc="http://schemas.microsoft.com/office/word/2010/wordprocessingCanvas" xmlns:cx="http://schemas.microsoft.com/office/drawing/2014/chartex" xmlns:cx1="http://schemas.microsoft.com/office/drawing/2015/9/8/chartex" xmlns:cx2="http://schemas.microsoft.com/office/drawing/2015/10/21/chartex" xmlns:cx3="http://schemas.microsoft.com/office/drawing/2016/5/9/chartex" xmlns:cx4="http://schemas.microsoft.com/office/drawing/2016/5/10/chartex" xmlns:cx5="http://schemas.microsoft.com/office/drawing/2016/5/11/chartex" xmlns:cx6="http://schemas.microsoft.com/office/drawing/2016/5/12/chartex" xmlns:cx7="http://schemas.microsoft.com/office/drawing/2016/5/13/chartex" xmlns:cx8="http://schemas.microsoft.com/office/drawing/2016/5/14/chartex" xmlns:mc="http://schemas.openxmlformats.org/markup-compatibility/2006" xmlns:aink="http://schemas.microsoft.com/office/drawing/2016/ink" xmlns:am3d="http://schemas.microsoft.com/office/drawing/2017/model3d" xmlns:o="urn:schemas-microsoft-com:office:office" xmlns:oel="http://schemas.microsoft.com/office/2019/extlst" xmlns:r="http://schemas.openxmlformats.org/officeDocument/2006/relationships" xmlns:m="http://schemas.openxmlformats.org/officeDocument/2006/math" xmlns:v="urn:schemas-microsoft-com:vml" xmlns:wp14="http://schemas.microsoft.com/office/word/2010/wordprocessingDrawing" xmlns:wp="http://schemas.openxmlformats.org/drawingml/2006/wordprocessingDrawing" xmlns:w10="urn:schemas-microsoft-com:office:word" xmlns:w="http://schemas.openxmlformats.org/wordprocessingml/2006/main" xmlns:w14="http://schemas.microsoft.com/office/word/2010/wordml" xmlns:w15="http://schemas.microsoft.com/office/word/2012/wordml" xmlns:w16cex="http://schemas.microsoft.com/office/word/2018/wordml/cex" xmlns:w16cid="http://schemas.microsoft.com/office/word/2016/wordml/cid" xmlns:w16="http://schemas.microsoft.com/office/word/2018/wordml" xmlns:w16du="http://schemas.microsoft.com/office/word/2023/wordml/word16du" xmlns:w16sdtdh="http://schemas.microsoft.com/office/word/2020/wordml/sdtdatahash" xmlns:w16se="http://schemas.microsoft.com/office/word/2015/wordml/symex" xmlns:wpg="http://schemas.microsoft.com/office/word/2010/wordprocessingGroup" xmlns:wpi="http://schemas.microsoft.com/office/word/2010/wordprocessingInk" xmlns:wne="http://schemas.microsoft.com/office/word/2006/wordml" xmlns:wps="http://schemas.microsoft.com/office/word/2010/wordprocessingShape" mc:Ignorable="w14 w15 w16se w16cid w16 w16cex w16sdtdh w16du wp14">
+<w:endnotes xmlns:wpc="http://schemas.microsoft.com/office/word/2010/wordprocessingCanvas" xmlns:cx="http://schemas.microsoft.com/office/drawing/2014/chartex" xmlns:cx1="http://schemas.microsoft.com/office/drawing/2015/9/8/chartex" xmlns:cx2="http://schemas.microsoft.com/office/drawing/2015/10/21/chartex" xmlns:cx3="http://schemas.microsoft.com/office/drawing/2016/5/9/chartex" xmlns:cx4="http://schemas.microsoft.com/office/drawing/2016/5/10/chartex" xmlns:cx5="http://schemas.microsoft.com/office/drawing/2016/5/11/chartex" xmlns:cx6="http://schemas.microsoft.com/office/drawing/2016/5/12/chartex" xmlns:cx7="http://schemas.microsoft.com/office/drawing/2016/5/13/chartex" xmlns:cx8="http://schemas.microsoft.com/office/drawing/2016/5/14/chartex" xmlns:mc="http://schemas.openxmlformats.org/markup-compatibility/2006" xmlns:aink="http://schemas.microsoft.com/office/drawing/2016/ink" xmlns:am3d="http://schemas.microsoft.com/office/drawing/2017/model3d" xmlns:o="urn:schemas-microsoft-com:office:office" xmlns:oel="http://schemas.microsoft.com/office/2019/extlst" xmlns:r="http://schemas.openxmlformats.org/officeDocument/2006/relationships" xmlns:m="http://schemas.openxmlformats.org/officeDocument/2006/math" xmlns:v="urn:schemas-microsoft-com:vml" xmlns:wp14="http://schemas.microsoft.com/office/word/2010/wordprocessingDrawing" xmlns:wp="http://schemas.openxmlformats.org/drawingml/2006/wordprocessingDrawing" xmlns:w10="urn:schemas-microsoft-com:office:word" xmlns:w="http://schemas.openxmlformats.org/wordprocessingml/2006/main" xmlns:w14="http://schemas.microsoft.com/office/word/2010/wordml" xmlns:w15="http://schemas.microsoft.com/office/word/2012/wordml" xmlns:w16cex="http://schemas.microsoft.com/office/word/2018/wordml/cex" xmlns:w16cid="http://schemas.microsoft.com/office/word/2016/wordml/cid" xmlns:w16="http://schemas.microsoft.com/office/word/2018/wordml" xmlns:w16du="http://schemas.microsoft.com/office/word/2023/wordml/word16du" xmlns:w16sdtdh="http://schemas.microsoft.com/office/word/2020/wordml/sdtdatahash" xmlns:w16sdtfl="http://schemas.microsoft.com/office/word/2024/wordml/sdtformatlock" xmlns:w16se="http://schemas.microsoft.com/office/word/2015/wordml/symex" xmlns:wpg="http://schemas.microsoft.com/office/word/2010/wordprocessingGroup" xmlns:wpi="http://schemas.microsoft.com/office/word/2010/wordprocessingInk" xmlns:wne="http://schemas.microsoft.com/office/word/2006/wordml" xmlns:wps="http://schemas.microsoft.com/office/word/2010/wordprocessingShape" mc:Ignorable="w14 w15 w16se w16cid w16 w16cex w16sdtdh w16sdtfl w16du wp14">
   <w:endnote w:type="separator" w:id="-1">
     <w:p>
       <w:r>
@@ -4332,7 +4427,7 @@
 </file>
 
 <file path=word/footer1.xml><?xml version="1.0" encoding="utf-8"?>
-<w:ftr xmlns:wpc="http://schemas.microsoft.com/office/word/2010/wordprocessingCanvas" xmlns:cx="http://schemas.microsoft.com/office/drawing/2014/chartex" xmlns:cx1="http://schemas.microsoft.com/office/drawing/2015/9/8/chartex" xmlns:cx2="http://schemas.microsoft.com/office/drawing/2015/10/21/chartex" xmlns:cx3="http://schemas.microsoft.com/office/drawing/2016/5/9/chartex" xmlns:cx4="http://schemas.microsoft.com/office/drawing/2016/5/10/chartex" xmlns:cx5="http://schemas.microsoft.com/office/drawing/2016/5/11/chartex" xmlns:cx6="http://schemas.microsoft.com/office/drawing/2016/5/12/chartex" xmlns:cx7="http://schemas.microsoft.com/office/drawing/2016/5/13/chartex" xmlns:cx8="http://schemas.microsoft.com/office/drawing/2016/5/14/chartex" xmlns:mc="http://schemas.openxmlformats.org/markup-compatibility/2006" xmlns:aink="http://schemas.microsoft.com/office/drawing/2016/ink" xmlns:am3d="http://schemas.microsoft.com/office/drawing/2017/model3d" xmlns:o="urn:schemas-microsoft-com:office:office" xmlns:oel="http://schemas.microsoft.com/office/2019/extlst" xmlns:r="http://schemas.openxmlformats.org/officeDocument/2006/relationships" xmlns:m="http://schemas.openxmlformats.org/officeDocument/2006/math" xmlns:v="urn:schemas-microsoft-com:vml" xmlns:wp14="http://schemas.microsoft.com/office/word/2010/wordprocessingDrawing" xmlns:wp="http://schemas.openxmlformats.org/drawingml/2006/wordprocessingDrawing" xmlns:w10="urn:schemas-microsoft-com:office:word" xmlns:w="http://schemas.openxmlformats.org/wordprocessingml/2006/main" xmlns:w14="http://schemas.microsoft.com/office/word/2010/wordml" xmlns:w15="http://schemas.microsoft.com/office/word/2012/wordml" xmlns:w16cex="http://schemas.microsoft.com/office/word/2018/wordml/cex" xmlns:w16cid="http://schemas.microsoft.com/office/word/2016/wordml/cid" xmlns:w16="http://schemas.microsoft.com/office/word/2018/wordml" xmlns:w16du="http://schemas.microsoft.com/office/word/2023/wordml/word16du" xmlns:w16sdtdh="http://schemas.microsoft.com/office/word/2020/wordml/sdtdatahash" xmlns:w16se="http://schemas.microsoft.com/office/word/2015/wordml/symex" xmlns:wpg="http://schemas.microsoft.com/office/word/2010/wordprocessingGroup" xmlns:wpi="http://schemas.microsoft.com/office/word/2010/wordprocessingInk" xmlns:wne="http://schemas.microsoft.com/office/word/2006/wordml" xmlns:wps="http://schemas.microsoft.com/office/word/2010/wordprocessingShape" mc:Ignorable="w14 w15 w16se w16cid w16 w16cex w16sdtdh w16du wp14">
+<w:ftr xmlns:wpc="http://schemas.microsoft.com/office/word/2010/wordprocessingCanvas" xmlns:cx="http://schemas.microsoft.com/office/drawing/2014/chartex" xmlns:cx1="http://schemas.microsoft.com/office/drawing/2015/9/8/chartex" xmlns:cx2="http://schemas.microsoft.com/office/drawing/2015/10/21/chartex" xmlns:cx3="http://schemas.microsoft.com/office/drawing/2016/5/9/chartex" xmlns:cx4="http://schemas.microsoft.com/office/drawing/2016/5/10/chartex" xmlns:cx5="http://schemas.microsoft.com/office/drawing/2016/5/11/chartex" xmlns:cx6="http://schemas.microsoft.com/office/drawing/2016/5/12/chartex" xmlns:cx7="http://schemas.microsoft.com/office/drawing/2016/5/13/chartex" xmlns:cx8="http://schemas.microsoft.com/office/drawing/2016/5/14/chartex" xmlns:mc="http://schemas.openxmlformats.org/markup-compatibility/2006" xmlns:aink="http://schemas.microsoft.com/office/drawing/2016/ink" xmlns:am3d="http://schemas.microsoft.com/office/drawing/2017/model3d" xmlns:o="urn:schemas-microsoft-com:office:office" xmlns:oel="http://schemas.microsoft.com/office/2019/extlst" xmlns:r="http://schemas.openxmlformats.org/officeDocument/2006/relationships" xmlns:m="http://schemas.openxmlformats.org/officeDocument/2006/math" xmlns:v="urn:schemas-microsoft-com:vml" xmlns:wp14="http://schemas.microsoft.com/office/word/2010/wordprocessingDrawing" xmlns:wp="http://schemas.openxmlformats.org/drawingml/2006/wordprocessingDrawing" xmlns:w10="urn:schemas-microsoft-com:office:word" xmlns:w="http://schemas.openxmlformats.org/wordprocessingml/2006/main" xmlns:w14="http://schemas.microsoft.com/office/word/2010/wordml" xmlns:w15="http://schemas.microsoft.com/office/word/2012/wordml" xmlns:w16cex="http://schemas.microsoft.com/office/word/2018/wordml/cex" xmlns:w16cid="http://schemas.microsoft.com/office/word/2016/wordml/cid" xmlns:w16="http://schemas.microsoft.com/office/word/2018/wordml" xmlns:w16du="http://schemas.microsoft.com/office/word/2023/wordml/word16du" xmlns:w16sdtdh="http://schemas.microsoft.com/office/word/2020/wordml/sdtdatahash" xmlns:w16sdtfl="http://schemas.microsoft.com/office/word/2024/wordml/sdtformatlock" xmlns:w16se="http://schemas.microsoft.com/office/word/2015/wordml/symex" xmlns:wpg="http://schemas.microsoft.com/office/word/2010/wordprocessingGroup" xmlns:wpi="http://schemas.microsoft.com/office/word/2010/wordprocessingInk" xmlns:wne="http://schemas.microsoft.com/office/word/2006/wordml" xmlns:wps="http://schemas.microsoft.com/office/word/2010/wordprocessingShape" mc:Ignorable="w14 w15 w16se w16cid w16 w16cex w16sdtdh w16sdtfl w16du wp14">
   <w:tbl>
     <w:tblPr>
       <w:tblStyle w:val="Mkatabulky"/>
@@ -4349,8 +4444,8 @@
     </w:tblPr>
     <w:tblGrid>
       <w:gridCol w:w="1809"/>
-      <w:gridCol w:w="1819"/>
-      <w:gridCol w:w="3737"/>
+      <w:gridCol w:w="1820"/>
+      <w:gridCol w:w="3736"/>
       <w:gridCol w:w="715"/>
       <w:gridCol w:w="992"/>
     </w:tblGrid>
@@ -4572,7 +4667,7 @@
               <w:sz w:val="16"/>
               <w:szCs w:val="16"/>
             </w:rPr>
-            <w:t>12.7.2021</w:t>
+            <w:t>13.12.2024</w:t>
           </w:r>
           <w:r>
             <w:rPr>
@@ -4824,7 +4919,7 @@
 </file>
 
 <file path=word/footnotes.xml><?xml version="1.0" encoding="utf-8"?>
-<w:footnotes xmlns:wpc="http://schemas.microsoft.com/office/word/2010/wordprocessingCanvas" xmlns:cx="http://schemas.microsoft.com/office/drawing/2014/chartex" xmlns:cx1="http://schemas.microsoft.com/office/drawing/2015/9/8/chartex" xmlns:cx2="http://schemas.microsoft.com/office/drawing/2015/10/21/chartex" xmlns:cx3="http://schemas.microsoft.com/office/drawing/2016/5/9/chartex" xmlns:cx4="http://schemas.microsoft.com/office/drawing/2016/5/10/chartex" xmlns:cx5="http://schemas.microsoft.com/office/drawing/2016/5/11/chartex" xmlns:cx6="http://schemas.microsoft.com/office/drawing/2016/5/12/chartex" xmlns:cx7="http://schemas.microsoft.com/office/drawing/2016/5/13/chartex" xmlns:cx8="http://schemas.microsoft.com/office/drawing/2016/5/14/chartex" xmlns:mc="http://schemas.openxmlformats.org/markup-compatibility/2006" xmlns:aink="http://schemas.microsoft.com/office/drawing/2016/ink" xmlns:am3d="http://schemas.microsoft.com/office/drawing/2017/model3d" xmlns:o="urn:schemas-microsoft-com:office:office" xmlns:oel="http://schemas.microsoft.com/office/2019/extlst" xmlns:r="http://schemas.openxmlformats.org/officeDocument/2006/relationships" xmlns:m="http://schemas.openxmlformats.org/officeDocument/2006/math" xmlns:v="urn:schemas-microsoft-com:vml" xmlns:wp14="http://schemas.microsoft.com/office/word/2010/wordprocessingDrawing" xmlns:wp="http://schemas.openxmlformats.org/drawingml/2006/wordprocessingDrawing" xmlns:w10="urn:schemas-microsoft-com:office:word" xmlns:w="http://schemas.openxmlformats.org/wordprocessingml/2006/main" xmlns:w14="http://schemas.microsoft.com/office/word/2010/wordml" xmlns:w15="http://schemas.microsoft.com/office/word/2012/wordml" xmlns:w16cex="http://schemas.microsoft.com/office/word/2018/wordml/cex" xmlns:w16cid="http://schemas.microsoft.com/office/word/2016/wordml/cid" xmlns:w16="http://schemas.microsoft.com/office/word/2018/wordml" xmlns:w16du="http://schemas.microsoft.com/office/word/2023/wordml/word16du" xmlns:w16sdtdh="http://schemas.microsoft.com/office/word/2020/wordml/sdtdatahash" xmlns:w16se="http://schemas.microsoft.com/office/word/2015/wordml/symex" xmlns:wpg="http://schemas.microsoft.com/office/word/2010/wordprocessingGroup" xmlns:wpi="http://schemas.microsoft.com/office/word/2010/wordprocessingInk" xmlns:wne="http://schemas.microsoft.com/office/word/2006/wordml" xmlns:wps="http://schemas.microsoft.com/office/word/2010/wordprocessingShape" mc:Ignorable="w14 w15 w16se w16cid w16 w16cex w16sdtdh w16du wp14">
+<w:footnotes xmlns:wpc="http://schemas.microsoft.com/office/word/2010/wordprocessingCanvas" xmlns:cx="http://schemas.microsoft.com/office/drawing/2014/chartex" xmlns:cx1="http://schemas.microsoft.com/office/drawing/2015/9/8/chartex" xmlns:cx2="http://schemas.microsoft.com/office/drawing/2015/10/21/chartex" xmlns:cx3="http://schemas.microsoft.com/office/drawing/2016/5/9/chartex" xmlns:cx4="http://schemas.microsoft.com/office/drawing/2016/5/10/chartex" xmlns:cx5="http://schemas.microsoft.com/office/drawing/2016/5/11/chartex" xmlns:cx6="http://schemas.microsoft.com/office/drawing/2016/5/12/chartex" xmlns:cx7="http://schemas.microsoft.com/office/drawing/2016/5/13/chartex" xmlns:cx8="http://schemas.microsoft.com/office/drawing/2016/5/14/chartex" xmlns:mc="http://schemas.openxmlformats.org/markup-compatibility/2006" xmlns:aink="http://schemas.microsoft.com/office/drawing/2016/ink" xmlns:am3d="http://schemas.microsoft.com/office/drawing/2017/model3d" xmlns:o="urn:schemas-microsoft-com:office:office" xmlns:oel="http://schemas.microsoft.com/office/2019/extlst" xmlns:r="http://schemas.openxmlformats.org/officeDocument/2006/relationships" xmlns:m="http://schemas.openxmlformats.org/officeDocument/2006/math" xmlns:v="urn:schemas-microsoft-com:vml" xmlns:wp14="http://schemas.microsoft.com/office/word/2010/wordprocessingDrawing" xmlns:wp="http://schemas.openxmlformats.org/drawingml/2006/wordprocessingDrawing" xmlns:w10="urn:schemas-microsoft-com:office:word" xmlns:w="http://schemas.openxmlformats.org/wordprocessingml/2006/main" xmlns:w14="http://schemas.microsoft.com/office/word/2010/wordml" xmlns:w15="http://schemas.microsoft.com/office/word/2012/wordml" xmlns:w16cex="http://schemas.microsoft.com/office/word/2018/wordml/cex" xmlns:w16cid="http://schemas.microsoft.com/office/word/2016/wordml/cid" xmlns:w16="http://schemas.microsoft.com/office/word/2018/wordml" xmlns:w16du="http://schemas.microsoft.com/office/word/2023/wordml/word16du" xmlns:w16sdtdh="http://schemas.microsoft.com/office/word/2020/wordml/sdtdatahash" xmlns:w16sdtfl="http://schemas.microsoft.com/office/word/2024/wordml/sdtformatlock" xmlns:w16se="http://schemas.microsoft.com/office/word/2015/wordml/symex" xmlns:wpg="http://schemas.microsoft.com/office/word/2010/wordprocessingGroup" xmlns:wpi="http://schemas.microsoft.com/office/word/2010/wordprocessingInk" xmlns:wne="http://schemas.microsoft.com/office/word/2006/wordml" xmlns:wps="http://schemas.microsoft.com/office/word/2010/wordprocessingShape" mc:Ignorable="w14 w15 w16se w16cid w16 w16cex w16sdtdh w16sdtfl w16du wp14">
   <w:footnote w:type="separator" w:id="-1">
     <w:p>
       <w:r>
@@ -4843,7 +4938,7 @@
 </file>
 
 <file path=word/header1.xml><?xml version="1.0" encoding="utf-8"?>
-<w:hdr xmlns:wpc="http://schemas.microsoft.com/office/word/2010/wordprocessingCanvas" xmlns:cx="http://schemas.microsoft.com/office/drawing/2014/chartex" xmlns:cx1="http://schemas.microsoft.com/office/drawing/2015/9/8/chartex" xmlns:cx2="http://schemas.microsoft.com/office/drawing/2015/10/21/chartex" xmlns:cx3="http://schemas.microsoft.com/office/drawing/2016/5/9/chartex" xmlns:cx4="http://schemas.microsoft.com/office/drawing/2016/5/10/chartex" xmlns:cx5="http://schemas.microsoft.com/office/drawing/2016/5/11/chartex" xmlns:cx6="http://schemas.microsoft.com/office/drawing/2016/5/12/chartex" xmlns:cx7="http://schemas.microsoft.com/office/drawing/2016/5/13/chartex" xmlns:cx8="http://schemas.microsoft.com/office/drawing/2016/5/14/chartex" xmlns:mc="http://schemas.openxmlformats.org/markup-compatibility/2006" xmlns:aink="http://schemas.microsoft.com/office/drawing/2016/ink" xmlns:am3d="http://schemas.microsoft.com/office/drawing/2017/model3d" xmlns:o="urn:schemas-microsoft-com:office:office" xmlns:oel="http://schemas.microsoft.com/office/2019/extlst" xmlns:r="http://schemas.openxmlformats.org/officeDocument/2006/relationships" xmlns:m="http://schemas.openxmlformats.org/officeDocument/2006/math" xmlns:v="urn:schemas-microsoft-com:vml" xmlns:wp14="http://schemas.microsoft.com/office/word/2010/wordprocessingDrawing" xmlns:wp="http://schemas.openxmlformats.org/drawingml/2006/wordprocessingDrawing" xmlns:w10="urn:schemas-microsoft-com:office:word" xmlns:w="http://schemas.openxmlformats.org/wordprocessingml/2006/main" xmlns:w14="http://schemas.microsoft.com/office/word/2010/wordml" xmlns:w15="http://schemas.microsoft.com/office/word/2012/wordml" xmlns:w16cex="http://schemas.microsoft.com/office/word/2018/wordml/cex" xmlns:w16cid="http://schemas.microsoft.com/office/word/2016/wordml/cid" xmlns:w16="http://schemas.microsoft.com/office/word/2018/wordml" xmlns:w16du="http://schemas.microsoft.com/office/word/2023/wordml/word16du" xmlns:w16sdtdh="http://schemas.microsoft.com/office/word/2020/wordml/sdtdatahash" xmlns:w16se="http://schemas.microsoft.com/office/word/2015/wordml/symex" xmlns:wpg="http://schemas.microsoft.com/office/word/2010/wordprocessingGroup" xmlns:wpi="http://schemas.microsoft.com/office/word/2010/wordprocessingInk" xmlns:wne="http://schemas.microsoft.com/office/word/2006/wordml" xmlns:wps="http://schemas.microsoft.com/office/word/2010/wordprocessingShape" mc:Ignorable="w14 w15 w16se w16cid w16 w16cex w16sdtdh w16du wp14">
+<w:hdr xmlns:wpc="http://schemas.microsoft.com/office/word/2010/wordprocessingCanvas" xmlns:cx="http://schemas.microsoft.com/office/drawing/2014/chartex" xmlns:cx1="http://schemas.microsoft.com/office/drawing/2015/9/8/chartex" xmlns:cx2="http://schemas.microsoft.com/office/drawing/2015/10/21/chartex" xmlns:cx3="http://schemas.microsoft.com/office/drawing/2016/5/9/chartex" xmlns:cx4="http://schemas.microsoft.com/office/drawing/2016/5/10/chartex" xmlns:cx5="http://schemas.microsoft.com/office/drawing/2016/5/11/chartex" xmlns:cx6="http://schemas.microsoft.com/office/drawing/2016/5/12/chartex" xmlns:cx7="http://schemas.microsoft.com/office/drawing/2016/5/13/chartex" xmlns:cx8="http://schemas.microsoft.com/office/drawing/2016/5/14/chartex" xmlns:mc="http://schemas.openxmlformats.org/markup-compatibility/2006" xmlns:aink="http://schemas.microsoft.com/office/drawing/2016/ink" xmlns:am3d="http://schemas.microsoft.com/office/drawing/2017/model3d" xmlns:o="urn:schemas-microsoft-com:office:office" xmlns:oel="http://schemas.microsoft.com/office/2019/extlst" xmlns:r="http://schemas.openxmlformats.org/officeDocument/2006/relationships" xmlns:m="http://schemas.openxmlformats.org/officeDocument/2006/math" xmlns:v="urn:schemas-microsoft-com:vml" xmlns:wp14="http://schemas.microsoft.com/office/word/2010/wordprocessingDrawing" xmlns:wp="http://schemas.openxmlformats.org/drawingml/2006/wordprocessingDrawing" xmlns:w10="urn:schemas-microsoft-com:office:word" xmlns:w="http://schemas.openxmlformats.org/wordprocessingml/2006/main" xmlns:w14="http://schemas.microsoft.com/office/word/2010/wordml" xmlns:w15="http://schemas.microsoft.com/office/word/2012/wordml" xmlns:w16cex="http://schemas.microsoft.com/office/word/2018/wordml/cex" xmlns:w16cid="http://schemas.microsoft.com/office/word/2016/wordml/cid" xmlns:w16="http://schemas.microsoft.com/office/word/2018/wordml" xmlns:w16du="http://schemas.microsoft.com/office/word/2023/wordml/word16du" xmlns:w16sdtdh="http://schemas.microsoft.com/office/word/2020/wordml/sdtdatahash" xmlns:w16sdtfl="http://schemas.microsoft.com/office/word/2024/wordml/sdtformatlock" xmlns:w16se="http://schemas.microsoft.com/office/word/2015/wordml/symex" xmlns:wpg="http://schemas.microsoft.com/office/word/2010/wordprocessingGroup" xmlns:wpi="http://schemas.microsoft.com/office/word/2010/wordprocessingInk" xmlns:wne="http://schemas.microsoft.com/office/word/2006/wordml" xmlns:wps="http://schemas.microsoft.com/office/word/2010/wordprocessingShape" mc:Ignorable="w14 w15 w16se w16cid w16 w16cex w16sdtdh w16sdtfl w16du wp14">
   <w:tbl>
     <w:tblPr>
       <w:tblStyle w:val="Mkatabulky"/>
@@ -4966,6 +5061,7 @@
             </w:rPr>
             <w:fldChar w:fldCharType="separate"/>
           </w:r>
+          <w:proofErr w:type="spellStart"/>
           <w:r>
             <w:rPr>
               <w:rFonts w:cs="Arial"/>
@@ -4976,6 +5072,7 @@
             </w:rPr>
             <w:t>EasyCC</w:t>
           </w:r>
+          <w:proofErr w:type="spellEnd"/>
           <w:r>
             <w:rPr>
               <w:rFonts w:cs="Arial"/>
@@ -5205,7 +5302,7 @@
 </file>
 
 <file path=word/numbering.xml><?xml version="1.0" encoding="utf-8"?>
-<w:numbering xmlns:wpc="http://schemas.microsoft.com/office/word/2010/wordprocessingCanvas" xmlns:cx="http://schemas.microsoft.com/office/drawing/2014/chartex" xmlns:cx1="http://schemas.microsoft.com/office/drawing/2015/9/8/chartex" xmlns:cx2="http://schemas.microsoft.com/office/drawing/2015/10/21/chartex" xmlns:cx3="http://schemas.microsoft.com/office/drawing/2016/5/9/chartex" xmlns:cx4="http://schemas.microsoft.com/office/drawing/2016/5/10/chartex" xmlns:cx5="http://schemas.microsoft.com/office/drawing/2016/5/11/chartex" xmlns:cx6="http://schemas.microsoft.com/office/drawing/2016/5/12/chartex" xmlns:cx7="http://schemas.microsoft.com/office/drawing/2016/5/13/chartex" xmlns:cx8="http://schemas.microsoft.com/office/drawing/2016/5/14/chartex" xmlns:mc="http://schemas.openxmlformats.org/markup-compatibility/2006" xmlns:aink="http://schemas.microsoft.com/office/drawing/2016/ink" xmlns:am3d="http://schemas.microsoft.com/office/drawing/2017/model3d" xmlns:o="urn:schemas-microsoft-com:office:office" xmlns:oel="http://schemas.microsoft.com/office/2019/extlst" xmlns:r="http://schemas.openxmlformats.org/officeDocument/2006/relationships" xmlns:m="http://schemas.openxmlformats.org/officeDocument/2006/math" xmlns:v="urn:schemas-microsoft-com:vml" xmlns:wp14="http://schemas.microsoft.com/office/word/2010/wordprocessingDrawing" xmlns:wp="http://schemas.openxmlformats.org/drawingml/2006/wordprocessingDrawing" xmlns:w10="urn:schemas-microsoft-com:office:word" xmlns:w="http://schemas.openxmlformats.org/wordprocessingml/2006/main" xmlns:w14="http://schemas.microsoft.com/office/word/2010/wordml" xmlns:w15="http://schemas.microsoft.com/office/word/2012/wordml" xmlns:w16cex="http://schemas.microsoft.com/office/word/2018/wordml/cex" xmlns:w16cid="http://schemas.microsoft.com/office/word/2016/wordml/cid" xmlns:w16="http://schemas.microsoft.com/office/word/2018/wordml" xmlns:w16du="http://schemas.microsoft.com/office/word/2023/wordml/word16du" xmlns:w16sdtdh="http://schemas.microsoft.com/office/word/2020/wordml/sdtdatahash" xmlns:w16se="http://schemas.microsoft.com/office/word/2015/wordml/symex" xmlns:wpg="http://schemas.microsoft.com/office/word/2010/wordprocessingGroup" xmlns:wpi="http://schemas.microsoft.com/office/word/2010/wordprocessingInk" xmlns:wne="http://schemas.microsoft.com/office/word/2006/wordml" xmlns:wps="http://schemas.microsoft.com/office/word/2010/wordprocessingShape" mc:Ignorable="w14 w15 w16se w16cid w16 w16cex w16sdtdh w16du wp14">
+<w:numbering xmlns:wpc="http://schemas.microsoft.com/office/word/2010/wordprocessingCanvas" xmlns:cx="http://schemas.microsoft.com/office/drawing/2014/chartex" xmlns:cx1="http://schemas.microsoft.com/office/drawing/2015/9/8/chartex" xmlns:cx2="http://schemas.microsoft.com/office/drawing/2015/10/21/chartex" xmlns:cx3="http://schemas.microsoft.com/office/drawing/2016/5/9/chartex" xmlns:cx4="http://schemas.microsoft.com/office/drawing/2016/5/10/chartex" xmlns:cx5="http://schemas.microsoft.com/office/drawing/2016/5/11/chartex" xmlns:cx6="http://schemas.microsoft.com/office/drawing/2016/5/12/chartex" xmlns:cx7="http://schemas.microsoft.com/office/drawing/2016/5/13/chartex" xmlns:cx8="http://schemas.microsoft.com/office/drawing/2016/5/14/chartex" xmlns:mc="http://schemas.openxmlformats.org/markup-compatibility/2006" xmlns:aink="http://schemas.microsoft.com/office/drawing/2016/ink" xmlns:am3d="http://schemas.microsoft.com/office/drawing/2017/model3d" xmlns:o="urn:schemas-microsoft-com:office:office" xmlns:oel="http://schemas.microsoft.com/office/2019/extlst" xmlns:r="http://schemas.openxmlformats.org/officeDocument/2006/relationships" xmlns:m="http://schemas.openxmlformats.org/officeDocument/2006/math" xmlns:v="urn:schemas-microsoft-com:vml" xmlns:wp14="http://schemas.microsoft.com/office/word/2010/wordprocessingDrawing" xmlns:wp="http://schemas.openxmlformats.org/drawingml/2006/wordprocessingDrawing" xmlns:w10="urn:schemas-microsoft-com:office:word" xmlns:w="http://schemas.openxmlformats.org/wordprocessingml/2006/main" xmlns:w14="http://schemas.microsoft.com/office/word/2010/wordml" xmlns:w15="http://schemas.microsoft.com/office/word/2012/wordml" xmlns:w16cex="http://schemas.microsoft.com/office/word/2018/wordml/cex" xmlns:w16cid="http://schemas.microsoft.com/office/word/2016/wordml/cid" xmlns:w16="http://schemas.microsoft.com/office/word/2018/wordml" xmlns:w16du="http://schemas.microsoft.com/office/word/2023/wordml/word16du" xmlns:w16sdtdh="http://schemas.microsoft.com/office/word/2020/wordml/sdtdatahash" xmlns:w16sdtfl="http://schemas.microsoft.com/office/word/2024/wordml/sdtformatlock" xmlns:w16se="http://schemas.microsoft.com/office/word/2015/wordml/symex" xmlns:wpg="http://schemas.microsoft.com/office/word/2010/wordprocessingGroup" xmlns:wpi="http://schemas.microsoft.com/office/word/2010/wordprocessingInk" xmlns:wne="http://schemas.microsoft.com/office/word/2006/wordml" xmlns:wps="http://schemas.microsoft.com/office/word/2010/wordprocessingShape" mc:Ignorable="w14 w15 w16se w16cid w16 w16cex w16sdtdh w16sdtfl w16du wp14">
   <w:abstractNum w:abstractNumId="0" w15:restartNumberingAfterBreak="0">
     <w:nsid w:val="00000001"/>
     <w:multiLevelType w:val="multilevel"/>
@@ -10535,7 +10632,7 @@
 </file>
 
 <file path=word/styles.xml><?xml version="1.0" encoding="utf-8"?>
-<w:styles xmlns:mc="http://schemas.openxmlformats.org/markup-compatibility/2006" xmlns:r="http://schemas.openxmlformats.org/officeDocument/2006/relationships" xmlns:w="http://schemas.openxmlformats.org/wordprocessingml/2006/main" xmlns:w14="http://schemas.microsoft.com/office/word/2010/wordml" xmlns:w15="http://schemas.microsoft.com/office/word/2012/wordml" xmlns:w16cex="http://schemas.microsoft.com/office/word/2018/wordml/cex" xmlns:w16cid="http://schemas.microsoft.com/office/word/2016/wordml/cid" xmlns:w16="http://schemas.microsoft.com/office/word/2018/wordml" xmlns:w16du="http://schemas.microsoft.com/office/word/2023/wordml/word16du" xmlns:w16sdtdh="http://schemas.microsoft.com/office/word/2020/wordml/sdtdatahash" xmlns:w16se="http://schemas.microsoft.com/office/word/2015/wordml/symex" mc:Ignorable="w14 w15 w16se w16cid w16 w16cex w16sdtdh w16du">
+<w:styles xmlns:mc="http://schemas.openxmlformats.org/markup-compatibility/2006" xmlns:r="http://schemas.openxmlformats.org/officeDocument/2006/relationships" xmlns:w="http://schemas.openxmlformats.org/wordprocessingml/2006/main" xmlns:w14="http://schemas.microsoft.com/office/word/2010/wordml" xmlns:w15="http://schemas.microsoft.com/office/word/2012/wordml" xmlns:w16cex="http://schemas.microsoft.com/office/word/2018/wordml/cex" xmlns:w16cid="http://schemas.microsoft.com/office/word/2016/wordml/cid" xmlns:w16="http://schemas.microsoft.com/office/word/2018/wordml" xmlns:w16du="http://schemas.microsoft.com/office/word/2023/wordml/word16du" xmlns:w16sdtdh="http://schemas.microsoft.com/office/word/2020/wordml/sdtdatahash" xmlns:w16sdtfl="http://schemas.microsoft.com/office/word/2024/wordml/sdtformatlock" xmlns:w16se="http://schemas.microsoft.com/office/word/2015/wordml/symex" mc:Ignorable="w14 w15 w16se w16cid w16 w16cex w16sdtdh w16sdtfl w16du">
   <w:docDefaults>
     <w:rPrDefault>
       <w:rPr>
